--- a/Labs/Lab5/Lab5.docx
+++ b/Labs/Lab5/Lab5.docx
@@ -3,11 +3,66 @@
 <w:document xmlns:wpc="http://schemas.microsoft.com/office/word/2010/wordprocessingCanvas" xmlns:cx="http://schemas.microsoft.com/office/drawing/2014/chartex" xmlns:mc="http://schemas.openxmlformats.org/markup-compatibility/2006" xmlns:o="urn:schemas-microsoft-com:office:office" xmlns:r="http://schemas.openxmlformats.org/officeDocument/2006/relationships" xmlns:m="http://schemas.openxmlformats.org/officeDocument/2006/math" xmlns:v="urn:schemas-microsoft-com:vml" xmlns:wp14="http://schemas.microsoft.com/office/word/2010/wordprocessingDrawing" xmlns:wp="http://schemas.openxmlformats.org/drawingml/2006/wordprocessingDrawing" xmlns:w10="urn:schemas-microsoft-com:office:word" xmlns:w="http://schemas.openxmlformats.org/wordprocessingml/2006/main" xmlns:w14="http://schemas.microsoft.com/office/word/2010/wordml" xmlns:w15="http://schemas.microsoft.com/office/word/2012/wordml" xmlns:w16se="http://schemas.microsoft.com/office/word/2015/wordml/symex" xmlns:wpg="http://schemas.microsoft.com/office/word/2010/wordprocessingGroup" xmlns:wpi="http://schemas.microsoft.com/office/word/2010/wordprocessingInk" xmlns:wne="http://schemas.microsoft.com/office/word/2006/wordml" xmlns:wps="http://schemas.microsoft.com/office/word/2010/wordprocessingShape" mc:Ignorable="w14 w15 w16se wp14">
   <w:body>
     <w:p>
-      <w:r>
+      <w:pPr>
+        <w:rPr>
+          <w:rFonts w:ascii="Times New Roman" w:hAnsi="Times New Roman" w:cs="Times New Roman"/>
+          <w:sz w:val="24"/>
+          <w:szCs w:val="24"/>
+        </w:rPr>
+      </w:pPr>
+      <w:r>
+        <w:rPr>
+          <w:rFonts w:ascii="Times New Roman" w:hAnsi="Times New Roman" w:cs="Times New Roman"/>
+          <w:sz w:val="24"/>
+          <w:szCs w:val="24"/>
+        </w:rPr>
+        <w:t>1</w:t>
+      </w:r>
+      <w:r>
+        <w:rPr>
+          <w:rFonts w:ascii="Times New Roman" w:hAnsi="Times New Roman" w:cs="Times New Roman"/>
+          <w:sz w:val="24"/>
+          <w:szCs w:val="24"/>
+        </w:rPr>
+        <w:t>.1</w:t>
+      </w:r>
+      <w:r>
+        <w:rPr>
+          <w:rFonts w:ascii="Times New Roman" w:hAnsi="Times New Roman" w:cs="Times New Roman"/>
+          <w:sz w:val="24"/>
+          <w:szCs w:val="24"/>
+        </w:rPr>
+        <w:t xml:space="preserve"> </w:t>
+      </w:r>
+      <w:r>
+        <w:rPr>
+          <w:rFonts w:ascii="Times New Roman" w:hAnsi="Times New Roman" w:cs="Times New Roman"/>
+          <w:sz w:val="24"/>
+          <w:szCs w:val="24"/>
+        </w:rPr>
+        <w:t>Задание. Создали приложение, которое будет складывать 2 числа и проанализировали значения переменных во время выполнения программы.</w:t>
+      </w:r>
+    </w:p>
+    <w:p>
+      <w:pPr>
+        <w:rPr>
+          <w:rFonts w:ascii="Times New Roman" w:hAnsi="Times New Roman" w:cs="Times New Roman"/>
+          <w:sz w:val="24"/>
+          <w:szCs w:val="24"/>
+        </w:rPr>
+      </w:pPr>
+      <w:r>
+        <w:rPr>
+          <w:rFonts w:ascii="Times New Roman" w:hAnsi="Times New Roman" w:cs="Times New Roman"/>
+          <w:noProof/>
+          <w:sz w:val="24"/>
+          <w:szCs w:val="24"/>
+          <w:lang w:eastAsia="ru-RU"/>
+        </w:rPr>
         <w:drawing>
           <wp:inline distT="0" distB="0" distL="0" distR="0" wp14:anchorId="3821459F" wp14:editId="06F87A1B">
-            <wp:extent cx="5940425" cy="3341370"/>
-            <wp:effectExtent l="0" t="0" r="3175" b="0"/>
+            <wp:extent cx="5429885" cy="3054200"/>
+            <wp:effectExtent l="0" t="0" r="0" b="0"/>
             <wp:docPr id="1" name="Рисунок 1"/>
             <wp:cNvGraphicFramePr>
               <a:graphicFrameLocks xmlns:a="http://schemas.openxmlformats.org/drawingml/2006/main" noChangeAspect="1"/>
@@ -28,7 +83,7 @@
                   <pic:spPr>
                     <a:xfrm>
                       <a:off x="0" y="0"/>
-                      <a:ext cx="5940425" cy="3341370"/>
+                      <a:ext cx="5495727" cy="3091235"/>
                     </a:xfrm>
                     <a:prstGeom prst="rect">
                       <a:avLst/>
@@ -42,12 +97,84 @@
       </w:r>
     </w:p>
     <w:p>
-      <w:r>
-        <w:lastRenderedPageBreak/>
+      <w:pPr>
+        <w:rPr>
+          <w:rFonts w:ascii="Times New Roman" w:hAnsi="Times New Roman" w:cs="Times New Roman"/>
+          <w:sz w:val="24"/>
+          <w:szCs w:val="24"/>
+        </w:rPr>
+      </w:pPr>
+    </w:p>
+    <w:p>
+      <w:pPr>
+        <w:rPr>
+          <w:rFonts w:ascii="Times New Roman" w:hAnsi="Times New Roman" w:cs="Times New Roman"/>
+          <w:sz w:val="24"/>
+          <w:szCs w:val="24"/>
+        </w:rPr>
+      </w:pPr>
+      <w:r>
+        <w:rPr>
+          <w:rFonts w:ascii="Times New Roman" w:hAnsi="Times New Roman" w:cs="Times New Roman"/>
+          <w:sz w:val="24"/>
+          <w:szCs w:val="24"/>
+        </w:rPr>
+        <w:t>1.2 Добавили цикл, который работает до тех пор, пока пользователь не введёт «</w:t>
+      </w:r>
+      <w:r>
+        <w:rPr>
+          <w:rFonts w:ascii="Times New Roman" w:hAnsi="Times New Roman" w:cs="Times New Roman"/>
+          <w:sz w:val="24"/>
+          <w:szCs w:val="24"/>
+          <w:lang w:val="en-US"/>
+        </w:rPr>
+        <w:t>exit</w:t>
+      </w:r>
+      <w:r>
+        <w:rPr>
+          <w:rFonts w:ascii="Times New Roman" w:hAnsi="Times New Roman" w:cs="Times New Roman"/>
+          <w:sz w:val="24"/>
+          <w:szCs w:val="24"/>
+        </w:rPr>
+        <w:t>»</w:t>
+      </w:r>
+      <w:r>
+        <w:rPr>
+          <w:rFonts w:ascii="Times New Roman" w:hAnsi="Times New Roman" w:cs="Times New Roman"/>
+          <w:sz w:val="24"/>
+          <w:szCs w:val="24"/>
+        </w:rPr>
+        <w:t>.</w:t>
+      </w:r>
+      <w:r>
+        <w:rPr>
+          <w:rFonts w:ascii="Times New Roman" w:hAnsi="Times New Roman" w:cs="Times New Roman"/>
+          <w:sz w:val="24"/>
+          <w:szCs w:val="24"/>
+        </w:rPr>
+        <w:t xml:space="preserve"> Установили условие на точку останова.</w:t>
+      </w:r>
+    </w:p>
+    <w:p>
+      <w:pPr>
+        <w:rPr>
+          <w:rFonts w:ascii="Times New Roman" w:hAnsi="Times New Roman" w:cs="Times New Roman"/>
+          <w:sz w:val="24"/>
+          <w:szCs w:val="24"/>
+        </w:rPr>
+      </w:pPr>
+      <w:r>
+        <w:rPr>
+          <w:rFonts w:ascii="Times New Roman" w:hAnsi="Times New Roman" w:cs="Times New Roman"/>
+          <w:noProof/>
+          <w:sz w:val="24"/>
+          <w:szCs w:val="24"/>
+          <w:lang w:eastAsia="ru-RU"/>
+        </w:rPr>
         <w:drawing>
           <wp:inline distT="0" distB="0" distL="0" distR="0" wp14:anchorId="69CDB9D8" wp14:editId="57F85971">
-            <wp:extent cx="5940425" cy="3341370"/>
-            <wp:effectExtent l="0" t="0" r="3175" b="0"/>
+            <wp:extent cx="5430302" cy="3054437"/>
+            <wp:effectExtent l="0" t="0" r="0" b="0"/>
             <wp:docPr id="2" name="Рисунок 2"/>
             <wp:cNvGraphicFramePr>
               <a:graphicFrameLocks xmlns:a="http://schemas.openxmlformats.org/drawingml/2006/main" noChangeAspect="1"/>
@@ -68,7 +195,7 @@
                   <pic:spPr>
                     <a:xfrm>
                       <a:off x="0" y="0"/>
-                      <a:ext cx="5940425" cy="3341370"/>
+                      <a:ext cx="5471174" cy="3077427"/>
                     </a:xfrm>
                     <a:prstGeom prst="rect">
                       <a:avLst/>
@@ -80,8 +207,24 @@
           </wp:inline>
         </w:drawing>
       </w:r>
-      <w:bookmarkStart w:id="0" w:name="_GoBack"/>
-      <w:r>
+    </w:p>
+    <w:p>
+      <w:pPr>
+        <w:rPr>
+          <w:rFonts w:ascii="Times New Roman" w:hAnsi="Times New Roman" w:cs="Times New Roman"/>
+          <w:sz w:val="24"/>
+          <w:szCs w:val="24"/>
+        </w:rPr>
+      </w:pPr>
+      <w:r>
+        <w:rPr>
+          <w:rFonts w:ascii="Times New Roman" w:hAnsi="Times New Roman" w:cs="Times New Roman"/>
+          <w:noProof/>
+          <w:sz w:val="24"/>
+          <w:szCs w:val="24"/>
+          <w:lang w:eastAsia="ru-RU"/>
+        </w:rPr>
+        <w:lastRenderedPageBreak/>
         <w:drawing>
           <wp:inline distT="0" distB="0" distL="0" distR="0" wp14:anchorId="75804B4D" wp14:editId="0820D6D7">
             <wp:extent cx="5940425" cy="3341370"/>
@@ -118,9 +261,61 @@
           </wp:inline>
         </w:drawing>
       </w:r>
+    </w:p>
+    <w:p>
+      <w:pPr>
+        <w:rPr>
+          <w:rFonts w:ascii="Times New Roman" w:hAnsi="Times New Roman" w:cs="Times New Roman"/>
+          <w:sz w:val="24"/>
+          <w:szCs w:val="24"/>
+        </w:rPr>
+      </w:pPr>
+    </w:p>
+    <w:p>
+      <w:pPr>
+        <w:rPr>
+          <w:rFonts w:ascii="Times New Roman" w:hAnsi="Times New Roman" w:cs="Times New Roman"/>
+          <w:sz w:val="24"/>
+          <w:szCs w:val="24"/>
+        </w:rPr>
+      </w:pPr>
+    </w:p>
+    <w:p>
+      <w:pPr>
+        <w:rPr>
+          <w:rFonts w:ascii="Times New Roman" w:hAnsi="Times New Roman" w:cs="Times New Roman"/>
+          <w:sz w:val="24"/>
+          <w:szCs w:val="24"/>
+        </w:rPr>
+      </w:pPr>
+    </w:p>
+    <w:p>
+      <w:pPr>
+        <w:rPr>
+          <w:rFonts w:ascii="Times New Roman" w:hAnsi="Times New Roman" w:cs="Times New Roman"/>
+          <w:sz w:val="24"/>
+          <w:szCs w:val="24"/>
+        </w:rPr>
+      </w:pPr>
+      <w:bookmarkStart w:id="0" w:name="_GoBack"/>
       <w:bookmarkEnd w:id="0"/>
-      <w:r>
-        <w:lastRenderedPageBreak/>
+    </w:p>
+    <w:p>
+      <w:pPr>
+        <w:rPr>
+          <w:rFonts w:ascii="Times New Roman" w:hAnsi="Times New Roman" w:cs="Times New Roman"/>
+          <w:sz w:val="24"/>
+          <w:szCs w:val="24"/>
+        </w:rPr>
+      </w:pPr>
+      <w:r>
+        <w:rPr>
+          <w:rFonts w:ascii="Times New Roman" w:hAnsi="Times New Roman" w:cs="Times New Roman"/>
+          <w:noProof/>
+          <w:sz w:val="24"/>
+          <w:szCs w:val="24"/>
+          <w:lang w:eastAsia="ru-RU"/>
+        </w:rPr>
         <w:drawing>
           <wp:inline distT="0" distB="0" distL="0" distR="0" wp14:anchorId="13B4DB14" wp14:editId="088142EF">
             <wp:extent cx="5940425" cy="3341370"/>
@@ -161,10 +356,20 @@
     <w:p>
       <w:pPr>
         <w:rPr>
+          <w:rFonts w:ascii="Times New Roman" w:hAnsi="Times New Roman" w:cs="Times New Roman"/>
+          <w:sz w:val="24"/>
+          <w:szCs w:val="24"/>
           <w:lang w:val="en-US"/>
         </w:rPr>
       </w:pPr>
       <w:r>
+        <w:rPr>
+          <w:rFonts w:ascii="Times New Roman" w:hAnsi="Times New Roman" w:cs="Times New Roman"/>
+          <w:noProof/>
+          <w:sz w:val="24"/>
+          <w:szCs w:val="24"/>
+          <w:lang w:eastAsia="ru-RU"/>
+        </w:rPr>
         <w:lastRenderedPageBreak/>
         <w:drawing>
           <wp:inline distT="0" distB="0" distL="0" distR="0" wp14:anchorId="21738396" wp14:editId="611EF1B7">
@@ -203,6 +408,13 @@
         </w:drawing>
       </w:r>
       <w:r>
+        <w:rPr>
+          <w:rFonts w:ascii="Times New Roman" w:hAnsi="Times New Roman" w:cs="Times New Roman"/>
+          <w:noProof/>
+          <w:sz w:val="24"/>
+          <w:szCs w:val="24"/>
+          <w:lang w:eastAsia="ru-RU"/>
+        </w:rPr>
         <w:drawing>
           <wp:inline distT="0" distB="0" distL="0" distR="0" wp14:anchorId="6DA4D9EA" wp14:editId="6A188379">
             <wp:extent cx="5940425" cy="3341370"/>

--- a/Labs/Lab5/Lab5.docx
+++ b/Labs/Lab5/Lab5.docx
@@ -1,9 +1,36 @@
 
 <file path=word/document.xml><?xml version="1.0" encoding="utf-8"?>
-<w:document xmlns:wpc="http://schemas.microsoft.com/office/word/2010/wordprocessingCanvas" xmlns:cx="http://schemas.microsoft.com/office/drawing/2014/chartex" xmlns:mc="http://schemas.openxmlformats.org/markup-compatibility/2006" xmlns:o="urn:schemas-microsoft-com:office:office" xmlns:r="http://schemas.openxmlformats.org/officeDocument/2006/relationships" xmlns:m="http://schemas.openxmlformats.org/officeDocument/2006/math" xmlns:v="urn:schemas-microsoft-com:vml" xmlns:wp14="http://schemas.microsoft.com/office/word/2010/wordprocessingDrawing" xmlns:wp="http://schemas.openxmlformats.org/drawingml/2006/wordprocessingDrawing" xmlns:w10="urn:schemas-microsoft-com:office:word" xmlns:w="http://schemas.openxmlformats.org/wordprocessingml/2006/main" xmlns:w14="http://schemas.microsoft.com/office/word/2010/wordml" xmlns:w15="http://schemas.microsoft.com/office/word/2012/wordml" xmlns:w16se="http://schemas.microsoft.com/office/word/2015/wordml/symex" xmlns:wpg="http://schemas.microsoft.com/office/word/2010/wordprocessingGroup" xmlns:wpi="http://schemas.microsoft.com/office/word/2010/wordprocessingInk" xmlns:wne="http://schemas.microsoft.com/office/word/2006/wordml" xmlns:wps="http://schemas.microsoft.com/office/word/2010/wordprocessingShape" mc:Ignorable="w14 w15 w16se wp14">
+<w:document xmlns:wpc="http://schemas.microsoft.com/office/word/2010/wordprocessingCanvas" xmlns:cx="http://schemas.microsoft.com/office/drawing/2014/chartex" xmlns:cx1="http://schemas.microsoft.com/office/drawing/2015/9/8/chartex" xmlns:cx2="http://schemas.microsoft.com/office/drawing/2015/10/21/chartex" xmlns:cx3="http://schemas.microsoft.com/office/drawing/2016/5/9/chartex" xmlns:cx4="http://schemas.microsoft.com/office/drawing/2016/5/10/chartex" xmlns:cx5="http://schemas.microsoft.com/office/drawing/2016/5/11/chartex" xmlns:cx6="http://schemas.microsoft.com/office/drawing/2016/5/12/chartex" xmlns:cx7="http://schemas.microsoft.com/office/drawing/2016/5/13/chartex" xmlns:cx8="http://schemas.microsoft.com/office/drawing/2016/5/14/chartex" xmlns:mc="http://schemas.openxmlformats.org/markup-compatibility/2006" xmlns:aink="http://schemas.microsoft.com/office/drawing/2016/ink" xmlns:am3d="http://schemas.microsoft.com/office/drawing/2017/model3d" xmlns:o="urn:schemas-microsoft-com:office:office" xmlns:r="http://schemas.openxmlformats.org/officeDocument/2006/relationships" xmlns:m="http://schemas.openxmlformats.org/officeDocument/2006/math" xmlns:v="urn:schemas-microsoft-com:vml" xmlns:wp14="http://schemas.microsoft.com/office/word/2010/wordprocessingDrawing" xmlns:wp="http://schemas.openxmlformats.org/drawingml/2006/wordprocessingDrawing" xmlns:w10="urn:schemas-microsoft-com:office:word" xmlns:w="http://schemas.openxmlformats.org/wordprocessingml/2006/main" xmlns:w14="http://schemas.microsoft.com/office/word/2010/wordml" xmlns:w15="http://schemas.microsoft.com/office/word/2012/wordml" xmlns:w16cex="http://schemas.microsoft.com/office/word/2018/wordml/cex" xmlns:w16cid="http://schemas.microsoft.com/office/word/2016/wordml/cid" xmlns:w16="http://schemas.microsoft.com/office/word/2018/wordml" xmlns:w16sdtdh="http://schemas.microsoft.com/office/word/2020/wordml/sdtdatahash" xmlns:w16se="http://schemas.microsoft.com/office/word/2015/wordml/symex" xmlns:wpg="http://schemas.microsoft.com/office/word/2010/wordprocessingGroup" xmlns:wpi="http://schemas.microsoft.com/office/word/2010/wordprocessingInk" xmlns:wne="http://schemas.microsoft.com/office/word/2006/wordml" xmlns:wps="http://schemas.microsoft.com/office/word/2010/wordprocessingShape" mc:Ignorable="w14 w15 w16se w16cid w16 w16cex w16sdtdh wp14">
   <w:body>
     <w:p>
       <w:pPr>
+        <w:jc w:val="center"/>
+        <w:rPr>
+          <w:rFonts w:ascii="Times New Roman" w:hAnsi="Times New Roman" w:cs="Times New Roman"/>
+          <w:sz w:val="28"/>
+          <w:szCs w:val="28"/>
+        </w:rPr>
+      </w:pPr>
+      <w:r>
+        <w:rPr>
+          <w:rFonts w:ascii="Times New Roman" w:hAnsi="Times New Roman" w:cs="Times New Roman"/>
+          <w:sz w:val="28"/>
+          <w:szCs w:val="28"/>
+        </w:rPr>
+        <w:t>Лабораторная работа №5</w:t>
+      </w:r>
+    </w:p>
+    <w:p>
+      <w:pPr>
+        <w:rPr>
+          <w:rFonts w:ascii="Times New Roman" w:hAnsi="Times New Roman" w:cs="Times New Roman"/>
+          <w:sz w:val="24"/>
+          <w:szCs w:val="24"/>
+        </w:rPr>
+      </w:pPr>
+    </w:p>
+    <w:p>
+      <w:pPr>
         <w:rPr>
           <w:rFonts w:ascii="Times New Roman" w:hAnsi="Times New Roman" w:cs="Times New Roman"/>
           <w:sz w:val="24"/>
@@ -60,122 +87,10 @@
           <w:lang w:eastAsia="ru-RU"/>
         </w:rPr>
         <w:drawing>
-          <wp:inline distT="0" distB="0" distL="0" distR="0" wp14:anchorId="3821459F" wp14:editId="06F87A1B">
+          <wp:inline distT="0" distB="0" distL="0" distR="0" wp14:anchorId="03FD443E" wp14:editId="262FB333">
             <wp:extent cx="5429885" cy="3054200"/>
             <wp:effectExtent l="0" t="0" r="0" b="0"/>
             <wp:docPr id="1" name="Рисунок 1"/>
-            <wp:cNvGraphicFramePr>
-              <a:graphicFrameLocks xmlns:a="http://schemas.openxmlformats.org/drawingml/2006/main" noChangeAspect="1"/>
-            </wp:cNvGraphicFramePr>
-            <a:graphic xmlns:a="http://schemas.openxmlformats.org/drawingml/2006/main">
-              <a:graphicData uri="http://schemas.openxmlformats.org/drawingml/2006/picture">
-                <pic:pic xmlns:pic="http://schemas.openxmlformats.org/drawingml/2006/picture">
-                  <pic:nvPicPr>
-                    <pic:cNvPr id="1" name=""/>
-                    <pic:cNvPicPr/>
-                  </pic:nvPicPr>
-                  <pic:blipFill>
-                    <a:blip r:embed="rId4"/>
-                    <a:stretch>
-                      <a:fillRect/>
-                    </a:stretch>
-                  </pic:blipFill>
-                  <pic:spPr>
-                    <a:xfrm>
-                      <a:off x="0" y="0"/>
-                      <a:ext cx="5495727" cy="3091235"/>
-                    </a:xfrm>
-                    <a:prstGeom prst="rect">
-                      <a:avLst/>
-                    </a:prstGeom>
-                  </pic:spPr>
-                </pic:pic>
-              </a:graphicData>
-            </a:graphic>
-          </wp:inline>
-        </w:drawing>
-      </w:r>
-    </w:p>
-    <w:p>
-      <w:pPr>
-        <w:rPr>
-          <w:rFonts w:ascii="Times New Roman" w:hAnsi="Times New Roman" w:cs="Times New Roman"/>
-          <w:sz w:val="24"/>
-          <w:szCs w:val="24"/>
-        </w:rPr>
-      </w:pPr>
-    </w:p>
-    <w:p>
-      <w:pPr>
-        <w:rPr>
-          <w:rFonts w:ascii="Times New Roman" w:hAnsi="Times New Roman" w:cs="Times New Roman"/>
-          <w:sz w:val="24"/>
-          <w:szCs w:val="24"/>
-        </w:rPr>
-      </w:pPr>
-      <w:r>
-        <w:rPr>
-          <w:rFonts w:ascii="Times New Roman" w:hAnsi="Times New Roman" w:cs="Times New Roman"/>
-          <w:sz w:val="24"/>
-          <w:szCs w:val="24"/>
-        </w:rPr>
-        <w:t>1.2 Добавили цикл, который работает до тех пор, пока пользователь не введёт «</w:t>
-      </w:r>
-      <w:r>
-        <w:rPr>
-          <w:rFonts w:ascii="Times New Roman" w:hAnsi="Times New Roman" w:cs="Times New Roman"/>
-          <w:sz w:val="24"/>
-          <w:szCs w:val="24"/>
-          <w:lang w:val="en-US"/>
-        </w:rPr>
-        <w:t>exit</w:t>
-      </w:r>
-      <w:r>
-        <w:rPr>
-          <w:rFonts w:ascii="Times New Roman" w:hAnsi="Times New Roman" w:cs="Times New Roman"/>
-          <w:sz w:val="24"/>
-          <w:szCs w:val="24"/>
-        </w:rPr>
-        <w:t>»</w:t>
-      </w:r>
-      <w:r>
-        <w:rPr>
-          <w:rFonts w:ascii="Times New Roman" w:hAnsi="Times New Roman" w:cs="Times New Roman"/>
-          <w:sz w:val="24"/>
-          <w:szCs w:val="24"/>
-        </w:rPr>
-        <w:t>.</w:t>
-      </w:r>
-      <w:r>
-        <w:rPr>
-          <w:rFonts w:ascii="Times New Roman" w:hAnsi="Times New Roman" w:cs="Times New Roman"/>
-          <w:sz w:val="24"/>
-          <w:szCs w:val="24"/>
-        </w:rPr>
-        <w:t xml:space="preserve"> Установили условие на точку останова.</w:t>
-      </w:r>
-    </w:p>
-    <w:p>
-      <w:pPr>
-        <w:rPr>
-          <w:rFonts w:ascii="Times New Roman" w:hAnsi="Times New Roman" w:cs="Times New Roman"/>
-          <w:sz w:val="24"/>
-          <w:szCs w:val="24"/>
-        </w:rPr>
-      </w:pPr>
-      <w:r>
-        <w:rPr>
-          <w:rFonts w:ascii="Times New Roman" w:hAnsi="Times New Roman" w:cs="Times New Roman"/>
-          <w:noProof/>
-          <w:sz w:val="24"/>
-          <w:szCs w:val="24"/>
-          <w:lang w:eastAsia="ru-RU"/>
-        </w:rPr>
-        <w:drawing>
-          <wp:inline distT="0" distB="0" distL="0" distR="0" wp14:anchorId="69CDB9D8" wp14:editId="57F85971">
-            <wp:extent cx="5430302" cy="3054437"/>
-            <wp:effectExtent l="0" t="0" r="0" b="0"/>
-            <wp:docPr id="2" name="Рисунок 2"/>
             <wp:cNvGraphicFramePr>
               <a:graphicFrameLocks xmlns:a="http://schemas.openxmlformats.org/drawingml/2006/main" noChangeAspect="1"/>
             </wp:cNvGraphicFramePr>
@@ -195,7 +110,7 @@
                   <pic:spPr>
                     <a:xfrm>
                       <a:off x="0" y="0"/>
-                      <a:ext cx="5471174" cy="3077427"/>
+                      <a:ext cx="5495727" cy="3091235"/>
                     </a:xfrm>
                     <a:prstGeom prst="rect">
                       <a:avLst/>
@@ -216,20 +131,93 @@
           <w:szCs w:val="24"/>
         </w:rPr>
       </w:pPr>
+    </w:p>
+    <w:p>
+      <w:pPr>
+        <w:rPr>
+          <w:rFonts w:ascii="Times New Roman" w:hAnsi="Times New Roman" w:cs="Times New Roman"/>
+          <w:sz w:val="24"/>
+          <w:szCs w:val="24"/>
+        </w:rPr>
+      </w:pPr>
+      <w:r>
+        <w:rPr>
+          <w:rFonts w:ascii="Times New Roman" w:hAnsi="Times New Roman" w:cs="Times New Roman"/>
+          <w:sz w:val="24"/>
+          <w:szCs w:val="24"/>
+        </w:rPr>
+        <w:t xml:space="preserve">1.2 </w:t>
+      </w:r>
+      <w:r>
+        <w:rPr>
+          <w:rFonts w:ascii="Times New Roman" w:hAnsi="Times New Roman" w:cs="Times New Roman"/>
+          <w:sz w:val="24"/>
+          <w:szCs w:val="24"/>
+        </w:rPr>
+        <w:t xml:space="preserve">Задание. </w:t>
+      </w:r>
+      <w:r>
+        <w:rPr>
+          <w:rFonts w:ascii="Times New Roman" w:hAnsi="Times New Roman" w:cs="Times New Roman"/>
+          <w:sz w:val="24"/>
+          <w:szCs w:val="24"/>
+        </w:rPr>
+        <w:t>Добавили цикл, который работает до тех пор, пока пользователь не введёт «</w:t>
+      </w:r>
+      <w:r>
+        <w:rPr>
+          <w:rFonts w:ascii="Times New Roman" w:hAnsi="Times New Roman" w:cs="Times New Roman"/>
+          <w:sz w:val="24"/>
+          <w:szCs w:val="24"/>
+          <w:lang w:val="en-US"/>
+        </w:rPr>
+        <w:t>exit</w:t>
+      </w:r>
+      <w:r>
+        <w:rPr>
+          <w:rFonts w:ascii="Times New Roman" w:hAnsi="Times New Roman" w:cs="Times New Roman"/>
+          <w:sz w:val="24"/>
+          <w:szCs w:val="24"/>
+        </w:rPr>
+        <w:t>»</w:t>
+      </w:r>
+      <w:r>
+        <w:rPr>
+          <w:rFonts w:ascii="Times New Roman" w:hAnsi="Times New Roman" w:cs="Times New Roman"/>
+          <w:sz w:val="24"/>
+          <w:szCs w:val="24"/>
+        </w:rPr>
+        <w:t>.</w:t>
+      </w:r>
+      <w:r>
+        <w:rPr>
+          <w:rFonts w:ascii="Times New Roman" w:hAnsi="Times New Roman" w:cs="Times New Roman"/>
+          <w:sz w:val="24"/>
+          <w:szCs w:val="24"/>
+        </w:rPr>
+        <w:t xml:space="preserve"> Установили условие на точку останова.</w:t>
+      </w:r>
+    </w:p>
+    <w:p>
+      <w:pPr>
+        <w:rPr>
+          <w:rFonts w:ascii="Times New Roman" w:hAnsi="Times New Roman" w:cs="Times New Roman"/>
+          <w:sz w:val="24"/>
+          <w:szCs w:val="24"/>
+        </w:rPr>
+      </w:pPr>
       <w:r>
         <w:rPr>
           <w:rFonts w:ascii="Times New Roman" w:hAnsi="Times New Roman" w:cs="Times New Roman"/>
           <w:noProof/>
           <w:sz w:val="24"/>
           <w:szCs w:val="24"/>
-          <w:lang w:eastAsia="ru-RU"/>
-        </w:rPr>
-        <w:lastRenderedPageBreak/>
+        </w:rPr>
         <w:drawing>
-          <wp:inline distT="0" distB="0" distL="0" distR="0" wp14:anchorId="75804B4D" wp14:editId="0820D6D7">
-            <wp:extent cx="5940425" cy="3341370"/>
-            <wp:effectExtent l="0" t="0" r="3175" b="0"/>
-            <wp:docPr id="3" name="Рисунок 3"/>
+          <wp:inline distT="0" distB="0" distL="0" distR="0" wp14:anchorId="52997954" wp14:editId="5DB89C4A">
+            <wp:extent cx="4118776" cy="3685985"/>
+            <wp:effectExtent l="0" t="0" r="0" b="0"/>
+            <wp:docPr id="32" name="Рисунок 32"/>
             <wp:cNvGraphicFramePr>
               <a:graphicFrameLocks xmlns:a="http://schemas.openxmlformats.org/drawingml/2006/main" noChangeAspect="1"/>
             </wp:cNvGraphicFramePr>
@@ -249,7 +237,7 @@
                   <pic:spPr>
                     <a:xfrm>
                       <a:off x="0" y="0"/>
-                      <a:ext cx="5940425" cy="3341370"/>
+                      <a:ext cx="4126115" cy="3692553"/>
                     </a:xfrm>
                     <a:prstGeom prst="rect">
                       <a:avLst/>
@@ -297,8 +285,139 @@
           <w:szCs w:val="24"/>
         </w:rPr>
       </w:pPr>
-      <w:bookmarkStart w:id="0" w:name="_GoBack"/>
-      <w:bookmarkEnd w:id="0"/>
+    </w:p>
+    <w:p>
+      <w:pPr>
+        <w:rPr>
+          <w:rFonts w:ascii="Times New Roman" w:hAnsi="Times New Roman" w:cs="Times New Roman"/>
+          <w:sz w:val="24"/>
+          <w:szCs w:val="24"/>
+        </w:rPr>
+      </w:pPr>
+      <w:r>
+        <w:rPr>
+          <w:rFonts w:ascii="Times New Roman" w:hAnsi="Times New Roman" w:cs="Times New Roman"/>
+          <w:sz w:val="24"/>
+          <w:szCs w:val="24"/>
+        </w:rPr>
+        <w:t xml:space="preserve">2 </w:t>
+      </w:r>
+      <w:r>
+        <w:rPr>
+          <w:rFonts w:ascii="Times New Roman" w:hAnsi="Times New Roman" w:cs="Times New Roman"/>
+          <w:sz w:val="24"/>
+          <w:szCs w:val="24"/>
+        </w:rPr>
+        <w:t xml:space="preserve">Задание. </w:t>
+      </w:r>
+      <w:r>
+        <w:rPr>
+          <w:rFonts w:ascii="Times New Roman" w:hAnsi="Times New Roman" w:cs="Times New Roman"/>
+          <w:sz w:val="24"/>
+          <w:szCs w:val="24"/>
+        </w:rPr>
+        <w:t>Добавили дополнительные сообщения</w:t>
+      </w:r>
+      <w:r>
+        <w:rPr>
+          <w:rFonts w:ascii="Times New Roman" w:hAnsi="Times New Roman" w:cs="Times New Roman"/>
+          <w:sz w:val="24"/>
+          <w:szCs w:val="24"/>
+        </w:rPr>
+        <w:t xml:space="preserve">, </w:t>
+      </w:r>
+      <w:r>
+        <w:rPr>
+          <w:rFonts w:ascii="Times New Roman" w:hAnsi="Times New Roman" w:cs="Times New Roman"/>
+          <w:sz w:val="24"/>
+          <w:szCs w:val="24"/>
+        </w:rPr>
+        <w:t xml:space="preserve">используя </w:t>
+      </w:r>
+      <w:r>
+        <w:rPr>
+          <w:rFonts w:ascii="Times New Roman" w:hAnsi="Times New Roman" w:cs="Times New Roman"/>
+          <w:sz w:val="24"/>
+          <w:szCs w:val="24"/>
+          <w:lang w:val="en-US"/>
+        </w:rPr>
+        <w:t>Debug</w:t>
+      </w:r>
+      <w:r>
+        <w:rPr>
+          <w:rFonts w:ascii="Times New Roman" w:hAnsi="Times New Roman" w:cs="Times New Roman"/>
+          <w:sz w:val="24"/>
+          <w:szCs w:val="24"/>
+        </w:rPr>
+        <w:t>.</w:t>
+      </w:r>
+      <w:r>
+        <w:rPr>
+          <w:rFonts w:ascii="Times New Roman" w:hAnsi="Times New Roman" w:cs="Times New Roman"/>
+          <w:sz w:val="24"/>
+          <w:szCs w:val="24"/>
+          <w:lang w:val="en-US"/>
+        </w:rPr>
+        <w:t>WriteLine</w:t>
+      </w:r>
+      <w:r>
+        <w:rPr>
+          <w:rFonts w:ascii="Times New Roman" w:hAnsi="Times New Roman" w:cs="Times New Roman"/>
+          <w:sz w:val="24"/>
+          <w:szCs w:val="24"/>
+        </w:rPr>
+        <w:t xml:space="preserve"> </w:t>
+      </w:r>
+      <w:r>
+        <w:rPr>
+          <w:rFonts w:ascii="Times New Roman" w:hAnsi="Times New Roman" w:cs="Times New Roman"/>
+          <w:sz w:val="24"/>
+          <w:szCs w:val="24"/>
+        </w:rPr>
+        <w:t xml:space="preserve">и </w:t>
+      </w:r>
+      <w:r>
+        <w:rPr>
+          <w:rFonts w:ascii="Times New Roman" w:hAnsi="Times New Roman" w:cs="Times New Roman"/>
+          <w:sz w:val="24"/>
+          <w:szCs w:val="24"/>
+          <w:lang w:val="en-US"/>
+        </w:rPr>
+        <w:t>Trace</w:t>
+      </w:r>
+      <w:r>
+        <w:rPr>
+          <w:rFonts w:ascii="Times New Roman" w:hAnsi="Times New Roman" w:cs="Times New Roman"/>
+          <w:sz w:val="24"/>
+          <w:szCs w:val="24"/>
+        </w:rPr>
+        <w:t>.</w:t>
+      </w:r>
+      <w:r>
+        <w:rPr>
+          <w:rFonts w:ascii="Times New Roman" w:hAnsi="Times New Roman" w:cs="Times New Roman"/>
+          <w:sz w:val="24"/>
+          <w:szCs w:val="24"/>
+          <w:lang w:val="en-US"/>
+        </w:rPr>
+        <w:t>WriteLine</w:t>
+      </w:r>
+      <w:r>
+        <w:rPr>
+          <w:rFonts w:ascii="Times New Roman" w:hAnsi="Times New Roman" w:cs="Times New Roman"/>
+          <w:sz w:val="24"/>
+          <w:szCs w:val="24"/>
+        </w:rPr>
+        <w:t xml:space="preserve">. </w:t>
+      </w:r>
+      <w:r>
+        <w:rPr>
+          <w:rFonts w:ascii="Times New Roman" w:hAnsi="Times New Roman" w:cs="Times New Roman"/>
+          <w:sz w:val="24"/>
+          <w:szCs w:val="24"/>
+        </w:rPr>
+        <w:t>Настроили так, чтоб каждый вывод работал только в своей конфигурации.</w:t>
+      </w:r>
     </w:p>
     <w:p>
       <w:pPr>
@@ -314,13 +433,12 @@
           <w:noProof/>
           <w:sz w:val="24"/>
           <w:szCs w:val="24"/>
-          <w:lang w:eastAsia="ru-RU"/>
         </w:rPr>
         <w:drawing>
-          <wp:inline distT="0" distB="0" distL="0" distR="0" wp14:anchorId="13B4DB14" wp14:editId="088142EF">
-            <wp:extent cx="5940425" cy="3341370"/>
-            <wp:effectExtent l="0" t="0" r="3175" b="0"/>
-            <wp:docPr id="4" name="Рисунок 4"/>
+          <wp:inline distT="0" distB="0" distL="0" distR="0" wp14:anchorId="647CD3B4" wp14:editId="0AFC3A6C">
+            <wp:extent cx="4291411" cy="3578087"/>
+            <wp:effectExtent l="0" t="0" r="0" b="3810"/>
+            <wp:docPr id="33" name="Рисунок 33"/>
             <wp:cNvGraphicFramePr>
               <a:graphicFrameLocks xmlns:a="http://schemas.openxmlformats.org/drawingml/2006/main" noChangeAspect="1"/>
             </wp:cNvGraphicFramePr>
@@ -340,7 +458,7 @@
                   <pic:spPr>
                     <a:xfrm>
                       <a:off x="0" y="0"/>
-                      <a:ext cx="5940425" cy="3341370"/>
+                      <a:ext cx="4302475" cy="3587312"/>
                     </a:xfrm>
                     <a:prstGeom prst="rect">
                       <a:avLst/>
@@ -359,7 +477,6 @@
           <w:rFonts w:ascii="Times New Roman" w:hAnsi="Times New Roman" w:cs="Times New Roman"/>
           <w:sz w:val="24"/>
           <w:szCs w:val="24"/>
-          <w:lang w:val="en-US"/>
         </w:rPr>
       </w:pPr>
       <w:r>
@@ -368,14 +485,13 @@
           <w:noProof/>
           <w:sz w:val="24"/>
           <w:szCs w:val="24"/>
-          <w:lang w:eastAsia="ru-RU"/>
         </w:rPr>
         <w:lastRenderedPageBreak/>
         <w:drawing>
-          <wp:inline distT="0" distB="0" distL="0" distR="0" wp14:anchorId="21738396" wp14:editId="611EF1B7">
-            <wp:extent cx="5940425" cy="3341370"/>
-            <wp:effectExtent l="0" t="0" r="3175" b="0"/>
-            <wp:docPr id="5" name="Рисунок 5"/>
+          <wp:inline distT="0" distB="0" distL="0" distR="0" wp14:anchorId="6ABE9F27" wp14:editId="6D3E424A">
+            <wp:extent cx="4299045" cy="4047214"/>
+            <wp:effectExtent l="0" t="0" r="6350" b="0"/>
+            <wp:docPr id="34" name="Рисунок 34"/>
             <wp:cNvGraphicFramePr>
               <a:graphicFrameLocks xmlns:a="http://schemas.openxmlformats.org/drawingml/2006/main" noChangeAspect="1"/>
             </wp:cNvGraphicFramePr>
@@ -395,7 +511,7 @@
                   <pic:spPr>
                     <a:xfrm>
                       <a:off x="0" y="0"/>
-                      <a:ext cx="5940425" cy="3341370"/>
+                      <a:ext cx="4305065" cy="4052882"/>
                     </a:xfrm>
                     <a:prstGeom prst="rect">
                       <a:avLst/>
@@ -407,19 +523,36 @@
           </wp:inline>
         </w:drawing>
       </w:r>
+    </w:p>
+    <w:p>
+      <w:pPr>
+        <w:rPr>
+          <w:rFonts w:ascii="Times New Roman" w:hAnsi="Times New Roman" w:cs="Times New Roman"/>
+          <w:sz w:val="24"/>
+          <w:szCs w:val="24"/>
+        </w:rPr>
+      </w:pPr>
+    </w:p>
+    <w:p>
+      <w:pPr>
+        <w:rPr>
+          <w:rFonts w:ascii="Times New Roman" w:hAnsi="Times New Roman" w:cs="Times New Roman"/>
+          <w:sz w:val="24"/>
+          <w:szCs w:val="24"/>
+        </w:rPr>
+      </w:pPr>
       <w:r>
         <w:rPr>
           <w:rFonts w:ascii="Times New Roman" w:hAnsi="Times New Roman" w:cs="Times New Roman"/>
           <w:noProof/>
           <w:sz w:val="24"/>
           <w:szCs w:val="24"/>
-          <w:lang w:eastAsia="ru-RU"/>
         </w:rPr>
         <w:drawing>
-          <wp:inline distT="0" distB="0" distL="0" distR="0" wp14:anchorId="6DA4D9EA" wp14:editId="6A188379">
-            <wp:extent cx="5940425" cy="3341370"/>
-            <wp:effectExtent l="0" t="0" r="3175" b="0"/>
-            <wp:docPr id="6" name="Рисунок 6"/>
+          <wp:inline distT="0" distB="0" distL="0" distR="0" wp14:anchorId="705117FC" wp14:editId="23A5EFD5">
+            <wp:extent cx="3307743" cy="1385680"/>
+            <wp:effectExtent l="0" t="0" r="6985" b="5080"/>
+            <wp:docPr id="13" name="Рисунок 13"/>
             <wp:cNvGraphicFramePr>
               <a:graphicFrameLocks xmlns:a="http://schemas.openxmlformats.org/drawingml/2006/main" noChangeAspect="1"/>
             </wp:cNvGraphicFramePr>
@@ -439,11 +572,1075 @@
                   <pic:spPr>
                     <a:xfrm>
                       <a:off x="0" y="0"/>
-                      <a:ext cx="5940425" cy="3341370"/>
+                      <a:ext cx="3375859" cy="1414215"/>
                     </a:xfrm>
                     <a:prstGeom prst="rect">
                       <a:avLst/>
                     </a:prstGeom>
+                  </pic:spPr>
+                </pic:pic>
+              </a:graphicData>
+            </a:graphic>
+          </wp:inline>
+        </w:drawing>
+      </w:r>
+    </w:p>
+    <w:p>
+      <w:pPr>
+        <w:rPr>
+          <w:rFonts w:ascii="Times New Roman" w:hAnsi="Times New Roman" w:cs="Times New Roman"/>
+          <w:sz w:val="24"/>
+          <w:szCs w:val="24"/>
+        </w:rPr>
+      </w:pPr>
+    </w:p>
+    <w:p>
+      <w:pPr>
+        <w:rPr>
+          <w:rFonts w:ascii="Times New Roman" w:hAnsi="Times New Roman" w:cs="Times New Roman"/>
+          <w:sz w:val="24"/>
+          <w:szCs w:val="24"/>
+        </w:rPr>
+      </w:pPr>
+      <w:r>
+        <w:rPr>
+          <w:rFonts w:ascii="Times New Roman" w:hAnsi="Times New Roman" w:cs="Times New Roman"/>
+          <w:sz w:val="24"/>
+          <w:szCs w:val="24"/>
+        </w:rPr>
+        <w:t>3 Задание.</w:t>
+      </w:r>
+      <w:r>
+        <w:rPr>
+          <w:rFonts w:ascii="Times New Roman" w:hAnsi="Times New Roman" w:cs="Times New Roman"/>
+          <w:sz w:val="24"/>
+          <w:szCs w:val="24"/>
+        </w:rPr>
+        <w:t xml:space="preserve"> </w:t>
+      </w:r>
+      <w:r>
+        <w:rPr>
+          <w:rFonts w:ascii="Times New Roman" w:hAnsi="Times New Roman" w:cs="Times New Roman"/>
+          <w:sz w:val="24"/>
+          <w:szCs w:val="24"/>
+        </w:rPr>
+        <w:t xml:space="preserve">Создали метод для </w:t>
+      </w:r>
+      <w:proofErr w:type="spellStart"/>
+      <w:r>
+        <w:rPr>
+          <w:rFonts w:ascii="Times New Roman" w:hAnsi="Times New Roman" w:cs="Times New Roman"/>
+          <w:sz w:val="24"/>
+          <w:szCs w:val="24"/>
+        </w:rPr>
+        <w:t>рассчёта</w:t>
+      </w:r>
+      <w:proofErr w:type="spellEnd"/>
+      <w:r>
+        <w:rPr>
+          <w:rFonts w:ascii="Times New Roman" w:hAnsi="Times New Roman" w:cs="Times New Roman"/>
+          <w:sz w:val="24"/>
+          <w:szCs w:val="24"/>
+        </w:rPr>
+        <w:t xml:space="preserve"> скидки в процентах и использовали </w:t>
+      </w:r>
+      <w:r>
+        <w:rPr>
+          <w:rFonts w:ascii="Times New Roman" w:hAnsi="Times New Roman" w:cs="Times New Roman"/>
+          <w:sz w:val="24"/>
+          <w:szCs w:val="24"/>
+          <w:lang w:val="en-US"/>
+        </w:rPr>
+        <w:t>Debug</w:t>
+      </w:r>
+      <w:r>
+        <w:rPr>
+          <w:rFonts w:ascii="Times New Roman" w:hAnsi="Times New Roman" w:cs="Times New Roman"/>
+          <w:sz w:val="24"/>
+          <w:szCs w:val="24"/>
+        </w:rPr>
+        <w:t>.</w:t>
+      </w:r>
+      <w:r>
+        <w:rPr>
+          <w:rFonts w:ascii="Times New Roman" w:hAnsi="Times New Roman" w:cs="Times New Roman"/>
+          <w:sz w:val="24"/>
+          <w:szCs w:val="24"/>
+          <w:lang w:val="en-US"/>
+        </w:rPr>
+        <w:t>Assert</w:t>
+      </w:r>
+      <w:r>
+        <w:rPr>
+          <w:rFonts w:ascii="Times New Roman" w:hAnsi="Times New Roman" w:cs="Times New Roman"/>
+          <w:sz w:val="24"/>
+          <w:szCs w:val="24"/>
+        </w:rPr>
+        <w:t xml:space="preserve"> </w:t>
+      </w:r>
+      <w:r>
+        <w:rPr>
+          <w:rFonts w:ascii="Times New Roman" w:hAnsi="Times New Roman" w:cs="Times New Roman"/>
+          <w:sz w:val="24"/>
+          <w:szCs w:val="24"/>
+        </w:rPr>
+        <w:t>для проверки данных.</w:t>
+      </w:r>
+    </w:p>
+    <w:p>
+      <w:pPr>
+        <w:rPr>
+          <w:rFonts w:ascii="Times New Roman" w:hAnsi="Times New Roman" w:cs="Times New Roman"/>
+          <w:sz w:val="24"/>
+          <w:szCs w:val="24"/>
+        </w:rPr>
+      </w:pPr>
+      <w:r>
+        <w:rPr>
+          <w:rFonts w:ascii="Times New Roman" w:hAnsi="Times New Roman" w:cs="Times New Roman"/>
+          <w:noProof/>
+          <w:sz w:val="24"/>
+          <w:szCs w:val="24"/>
+        </w:rPr>
+        <w:lastRenderedPageBreak/>
+        <w:drawing>
+          <wp:inline distT="0" distB="0" distL="0" distR="0" wp14:anchorId="2C3AE514" wp14:editId="07FA9D28">
+            <wp:extent cx="4635500" cy="3373930"/>
+            <wp:effectExtent l="0" t="0" r="0" b="0"/>
+            <wp:docPr id="21" name="Рисунок 21"/>
+            <wp:cNvGraphicFramePr>
+              <a:graphicFrameLocks xmlns:a="http://schemas.openxmlformats.org/drawingml/2006/main" noChangeAspect="1"/>
+            </wp:cNvGraphicFramePr>
+            <a:graphic xmlns:a="http://schemas.openxmlformats.org/drawingml/2006/main">
+              <a:graphicData uri="http://schemas.openxmlformats.org/drawingml/2006/picture">
+                <pic:pic xmlns:pic="http://schemas.openxmlformats.org/drawingml/2006/picture">
+                  <pic:nvPicPr>
+                    <pic:cNvPr id="1" name=""/>
+                    <pic:cNvPicPr/>
+                  </pic:nvPicPr>
+                  <pic:blipFill>
+                    <a:blip r:embed="rId10"/>
+                    <a:stretch>
+                      <a:fillRect/>
+                    </a:stretch>
+                  </pic:blipFill>
+                  <pic:spPr>
+                    <a:xfrm>
+                      <a:off x="0" y="0"/>
+                      <a:ext cx="4643738" cy="3379926"/>
+                    </a:xfrm>
+                    <a:prstGeom prst="rect">
+                      <a:avLst/>
+                    </a:prstGeom>
+                  </pic:spPr>
+                </pic:pic>
+              </a:graphicData>
+            </a:graphic>
+          </wp:inline>
+        </w:drawing>
+      </w:r>
+    </w:p>
+    <w:p>
+      <w:pPr>
+        <w:rPr>
+          <w:rFonts w:ascii="Times New Roman" w:hAnsi="Times New Roman" w:cs="Times New Roman"/>
+          <w:sz w:val="24"/>
+          <w:szCs w:val="24"/>
+        </w:rPr>
+      </w:pPr>
+      <w:r>
+        <w:rPr>
+          <w:rFonts w:ascii="Times New Roman" w:hAnsi="Times New Roman" w:cs="Times New Roman"/>
+          <w:noProof/>
+          <w:sz w:val="24"/>
+          <w:szCs w:val="24"/>
+        </w:rPr>
+        <w:drawing>
+          <wp:inline distT="0" distB="0" distL="0" distR="0" wp14:anchorId="3C2B709F" wp14:editId="5E38F32D">
+            <wp:extent cx="4635500" cy="3460645"/>
+            <wp:effectExtent l="0" t="0" r="0" b="6985"/>
+            <wp:docPr id="22" name="Рисунок 22"/>
+            <wp:cNvGraphicFramePr>
+              <a:graphicFrameLocks xmlns:a="http://schemas.openxmlformats.org/drawingml/2006/main" noChangeAspect="1"/>
+            </wp:cNvGraphicFramePr>
+            <a:graphic xmlns:a="http://schemas.openxmlformats.org/drawingml/2006/main">
+              <a:graphicData uri="http://schemas.openxmlformats.org/drawingml/2006/picture">
+                <pic:pic xmlns:pic="http://schemas.openxmlformats.org/drawingml/2006/picture">
+                  <pic:nvPicPr>
+                    <pic:cNvPr id="1" name=""/>
+                    <pic:cNvPicPr/>
+                  </pic:nvPicPr>
+                  <pic:blipFill>
+                    <a:blip r:embed="rId11"/>
+                    <a:stretch>
+                      <a:fillRect/>
+                    </a:stretch>
+                  </pic:blipFill>
+                  <pic:spPr>
+                    <a:xfrm>
+                      <a:off x="0" y="0"/>
+                      <a:ext cx="4638802" cy="3463110"/>
+                    </a:xfrm>
+                    <a:prstGeom prst="rect">
+                      <a:avLst/>
+                    </a:prstGeom>
+                  </pic:spPr>
+                </pic:pic>
+              </a:graphicData>
+            </a:graphic>
+          </wp:inline>
+        </w:drawing>
+      </w:r>
+    </w:p>
+    <w:p>
+      <w:pPr>
+        <w:rPr>
+          <w:rFonts w:ascii="Times New Roman" w:hAnsi="Times New Roman" w:cs="Times New Roman"/>
+          <w:noProof/>
+          <w:sz w:val="24"/>
+          <w:szCs w:val="24"/>
+          <w:lang w:eastAsia="ru-RU"/>
+        </w:rPr>
+      </w:pPr>
+      <w:r>
+        <w:rPr>
+          <w:rFonts w:ascii="Times New Roman" w:hAnsi="Times New Roman" w:cs="Times New Roman"/>
+          <w:noProof/>
+          <w:sz w:val="24"/>
+          <w:szCs w:val="24"/>
+          <w:lang w:eastAsia="ru-RU"/>
+        </w:rPr>
+        <w:t>4 Задание.</w:t>
+      </w:r>
+      <w:r>
+        <w:rPr>
+          <w:rFonts w:ascii="Times New Roman" w:hAnsi="Times New Roman" w:cs="Times New Roman"/>
+          <w:noProof/>
+          <w:sz w:val="24"/>
+          <w:szCs w:val="24"/>
+          <w:lang w:eastAsia="ru-RU"/>
+        </w:rPr>
+        <w:t xml:space="preserve"> </w:t>
+      </w:r>
+      <w:r>
+        <w:rPr>
+          <w:rFonts w:ascii="Times New Roman" w:hAnsi="Times New Roman" w:cs="Times New Roman"/>
+          <w:noProof/>
+          <w:sz w:val="24"/>
+          <w:szCs w:val="24"/>
+          <w:lang w:eastAsia="ru-RU"/>
+        </w:rPr>
+        <w:t xml:space="preserve">Написали программу, которая вызывает цепочку методов. Добавили брейкпоинт перед вызовом метода </w:t>
+      </w:r>
+      <w:r>
+        <w:rPr>
+          <w:rFonts w:ascii="Times New Roman" w:hAnsi="Times New Roman" w:cs="Times New Roman"/>
+          <w:noProof/>
+          <w:sz w:val="24"/>
+          <w:szCs w:val="24"/>
+          <w:lang w:val="en-US" w:eastAsia="ru-RU"/>
+        </w:rPr>
+        <w:t>MethodC</w:t>
+      </w:r>
+      <w:r>
+        <w:rPr>
+          <w:rFonts w:ascii="Times New Roman" w:hAnsi="Times New Roman" w:cs="Times New Roman"/>
+          <w:noProof/>
+          <w:sz w:val="24"/>
+          <w:szCs w:val="24"/>
+          <w:lang w:eastAsia="ru-RU"/>
+        </w:rPr>
+        <w:t xml:space="preserve">() </w:t>
+      </w:r>
+      <w:r>
+        <w:rPr>
+          <w:rFonts w:ascii="Times New Roman" w:hAnsi="Times New Roman" w:cs="Times New Roman"/>
+          <w:noProof/>
+          <w:sz w:val="24"/>
+          <w:szCs w:val="24"/>
+          <w:lang w:eastAsia="ru-RU"/>
+        </w:rPr>
+        <w:t>и отследили последовательность вызовов методов.</w:t>
+      </w:r>
+      <w:r>
+        <w:rPr>
+          <w:rFonts w:ascii="Times New Roman" w:hAnsi="Times New Roman" w:cs="Times New Roman"/>
+          <w:noProof/>
+          <w:sz w:val="24"/>
+          <w:szCs w:val="24"/>
+          <w:lang w:eastAsia="ru-RU"/>
+        </w:rPr>
+        <w:t xml:space="preserve"> Добавили обработку исключения в последний метод и логирование при выбросе исключения.</w:t>
+      </w:r>
+    </w:p>
+    <w:p>
+      <w:pPr>
+        <w:rPr>
+          <w:rFonts w:ascii="Times New Roman" w:hAnsi="Times New Roman" w:cs="Times New Roman"/>
+          <w:sz w:val="24"/>
+          <w:szCs w:val="24"/>
+          <w:lang w:val="en-US"/>
+        </w:rPr>
+      </w:pPr>
+      <w:r>
+        <w:rPr>
+          <w:rFonts w:ascii="Times New Roman" w:hAnsi="Times New Roman" w:cs="Times New Roman"/>
+          <w:noProof/>
+          <w:sz w:val="24"/>
+          <w:szCs w:val="24"/>
+          <w:lang w:val="en-US"/>
+        </w:rPr>
+        <w:lastRenderedPageBreak/>
+        <w:drawing>
+          <wp:inline distT="0" distB="0" distL="0" distR="0" wp14:anchorId="29272DF9" wp14:editId="20963EFA">
+            <wp:extent cx="4571878" cy="4813300"/>
+            <wp:effectExtent l="0" t="0" r="635" b="6350"/>
+            <wp:docPr id="23" name="Рисунок 23"/>
+            <wp:cNvGraphicFramePr>
+              <a:graphicFrameLocks xmlns:a="http://schemas.openxmlformats.org/drawingml/2006/main" noChangeAspect="1"/>
+            </wp:cNvGraphicFramePr>
+            <a:graphic xmlns:a="http://schemas.openxmlformats.org/drawingml/2006/main">
+              <a:graphicData uri="http://schemas.openxmlformats.org/drawingml/2006/picture">
+                <pic:pic xmlns:pic="http://schemas.openxmlformats.org/drawingml/2006/picture">
+                  <pic:nvPicPr>
+                    <pic:cNvPr id="1" name=""/>
+                    <pic:cNvPicPr/>
+                  </pic:nvPicPr>
+                  <pic:blipFill>
+                    <a:blip r:embed="rId12"/>
+                    <a:stretch>
+                      <a:fillRect/>
+                    </a:stretch>
+                  </pic:blipFill>
+                  <pic:spPr>
+                    <a:xfrm>
+                      <a:off x="0" y="0"/>
+                      <a:ext cx="4573760" cy="4815282"/>
+                    </a:xfrm>
+                    <a:prstGeom prst="rect">
+                      <a:avLst/>
+                    </a:prstGeom>
+                  </pic:spPr>
+                </pic:pic>
+              </a:graphicData>
+            </a:graphic>
+          </wp:inline>
+        </w:drawing>
+      </w:r>
+    </w:p>
+    <w:p>
+      <w:pPr>
+        <w:rPr>
+          <w:rFonts w:ascii="Times New Roman" w:hAnsi="Times New Roman" w:cs="Times New Roman"/>
+          <w:sz w:val="24"/>
+          <w:szCs w:val="24"/>
+          <w:lang w:val="en-US"/>
+        </w:rPr>
+      </w:pPr>
+      <w:r>
+        <w:rPr>
+          <w:rFonts w:ascii="Times New Roman" w:hAnsi="Times New Roman" w:cs="Times New Roman"/>
+          <w:noProof/>
+          <w:sz w:val="24"/>
+          <w:szCs w:val="24"/>
+          <w:lang w:val="en-US"/>
+        </w:rPr>
+        <w:drawing>
+          <wp:inline distT="0" distB="0" distL="0" distR="0" wp14:anchorId="67A7A463" wp14:editId="38DEE732">
+            <wp:extent cx="5940425" cy="3420110"/>
+            <wp:effectExtent l="0" t="0" r="3175" b="8890"/>
+            <wp:docPr id="24" name="Рисунок 24"/>
+            <wp:cNvGraphicFramePr>
+              <a:graphicFrameLocks xmlns:a="http://schemas.openxmlformats.org/drawingml/2006/main" noChangeAspect="1"/>
+            </wp:cNvGraphicFramePr>
+            <a:graphic xmlns:a="http://schemas.openxmlformats.org/drawingml/2006/main">
+              <a:graphicData uri="http://schemas.openxmlformats.org/drawingml/2006/picture">
+                <pic:pic xmlns:pic="http://schemas.openxmlformats.org/drawingml/2006/picture">
+                  <pic:nvPicPr>
+                    <pic:cNvPr id="1" name=""/>
+                    <pic:cNvPicPr/>
+                  </pic:nvPicPr>
+                  <pic:blipFill>
+                    <a:blip r:embed="rId13"/>
+                    <a:stretch>
+                      <a:fillRect/>
+                    </a:stretch>
+                  </pic:blipFill>
+                  <pic:spPr>
+                    <a:xfrm>
+                      <a:off x="0" y="0"/>
+                      <a:ext cx="5940425" cy="3420110"/>
+                    </a:xfrm>
+                    <a:prstGeom prst="rect">
+                      <a:avLst/>
+                    </a:prstGeom>
+                  </pic:spPr>
+                </pic:pic>
+              </a:graphicData>
+            </a:graphic>
+          </wp:inline>
+        </w:drawing>
+      </w:r>
+    </w:p>
+    <w:p>
+      <w:pPr>
+        <w:rPr>
+          <w:rFonts w:ascii="Times New Roman" w:hAnsi="Times New Roman" w:cs="Times New Roman"/>
+          <w:sz w:val="24"/>
+          <w:szCs w:val="24"/>
+        </w:rPr>
+      </w:pPr>
+      <w:r>
+        <w:rPr>
+          <w:rFonts w:ascii="Times New Roman" w:hAnsi="Times New Roman" w:cs="Times New Roman"/>
+          <w:sz w:val="24"/>
+          <w:szCs w:val="24"/>
+        </w:rPr>
+        <w:t>5</w:t>
+      </w:r>
+      <w:r>
+        <w:rPr>
+          <w:rFonts w:ascii="Times New Roman" w:hAnsi="Times New Roman" w:cs="Times New Roman"/>
+          <w:sz w:val="24"/>
+          <w:szCs w:val="24"/>
+        </w:rPr>
+        <w:t>.1</w:t>
+      </w:r>
+      <w:r>
+        <w:rPr>
+          <w:rFonts w:ascii="Times New Roman" w:hAnsi="Times New Roman" w:cs="Times New Roman"/>
+          <w:sz w:val="24"/>
+          <w:szCs w:val="24"/>
+        </w:rPr>
+        <w:t xml:space="preserve"> Задание. </w:t>
+      </w:r>
+      <w:r>
+        <w:rPr>
+          <w:rFonts w:ascii="Times New Roman" w:hAnsi="Times New Roman" w:cs="Times New Roman"/>
+          <w:sz w:val="24"/>
+          <w:szCs w:val="24"/>
+        </w:rPr>
+        <w:t xml:space="preserve">Создали </w:t>
+      </w:r>
+      <w:r>
+        <w:rPr>
+          <w:rFonts w:ascii="Times New Roman" w:hAnsi="Times New Roman" w:cs="Times New Roman"/>
+          <w:sz w:val="24"/>
+          <w:szCs w:val="24"/>
+          <w:lang w:val="en-US"/>
+        </w:rPr>
+        <w:t>html</w:t>
+      </w:r>
+      <w:r>
+        <w:rPr>
+          <w:rFonts w:ascii="Times New Roman" w:hAnsi="Times New Roman" w:cs="Times New Roman"/>
+          <w:sz w:val="24"/>
+          <w:szCs w:val="24"/>
+        </w:rPr>
+        <w:t>-файл</w:t>
+      </w:r>
+      <w:r>
+        <w:rPr>
+          <w:rFonts w:ascii="Times New Roman" w:hAnsi="Times New Roman" w:cs="Times New Roman"/>
+          <w:sz w:val="24"/>
+          <w:szCs w:val="24"/>
+        </w:rPr>
+        <w:t xml:space="preserve">, </w:t>
+      </w:r>
+      <w:r>
+        <w:rPr>
+          <w:rFonts w:ascii="Times New Roman" w:hAnsi="Times New Roman" w:cs="Times New Roman"/>
+          <w:sz w:val="24"/>
+          <w:szCs w:val="24"/>
+        </w:rPr>
+        <w:t xml:space="preserve">добавили вывод лога, установили точку останова и проанализировали значения переменных во вкладке </w:t>
+      </w:r>
+      <w:r>
+        <w:rPr>
+          <w:rFonts w:ascii="Times New Roman" w:hAnsi="Times New Roman" w:cs="Times New Roman"/>
+          <w:sz w:val="24"/>
+          <w:szCs w:val="24"/>
+          <w:lang w:val="en-US"/>
+        </w:rPr>
+        <w:t>Scope</w:t>
+      </w:r>
+      <w:r>
+        <w:rPr>
+          <w:rFonts w:ascii="Times New Roman" w:hAnsi="Times New Roman" w:cs="Times New Roman"/>
+          <w:sz w:val="24"/>
+          <w:szCs w:val="24"/>
+        </w:rPr>
+        <w:t>.</w:t>
+      </w:r>
+    </w:p>
+    <w:p>
+      <w:pPr>
+        <w:rPr>
+          <w:rFonts w:ascii="Times New Roman" w:hAnsi="Times New Roman" w:cs="Times New Roman"/>
+          <w:sz w:val="24"/>
+          <w:szCs w:val="24"/>
+          <w:lang w:val="en-GB"/>
+        </w:rPr>
+      </w:pPr>
+      <w:r>
+        <w:rPr>
+          <w:rFonts w:ascii="Times New Roman" w:hAnsi="Times New Roman" w:cs="Times New Roman"/>
+          <w:noProof/>
+          <w:sz w:val="24"/>
+          <w:szCs w:val="24"/>
+          <w:lang w:val="en-GB"/>
+        </w:rPr>
+        <w:lastRenderedPageBreak/>
+        <w:drawing>
+          <wp:inline distT="0" distB="0" distL="0" distR="0" wp14:anchorId="2B117FFD" wp14:editId="5236C769">
+            <wp:extent cx="5164516" cy="3196424"/>
+            <wp:effectExtent l="0" t="0" r="0" b="4445"/>
+            <wp:docPr id="25" name="Рисунок 25"/>
+            <wp:cNvGraphicFramePr>
+              <a:graphicFrameLocks xmlns:a="http://schemas.openxmlformats.org/drawingml/2006/main" noChangeAspect="1"/>
+            </wp:cNvGraphicFramePr>
+            <a:graphic xmlns:a="http://schemas.openxmlformats.org/drawingml/2006/main">
+              <a:graphicData uri="http://schemas.openxmlformats.org/drawingml/2006/picture">
+                <pic:pic xmlns:pic="http://schemas.openxmlformats.org/drawingml/2006/picture">
+                  <pic:nvPicPr>
+                    <pic:cNvPr id="1" name=""/>
+                    <pic:cNvPicPr/>
+                  </pic:nvPicPr>
+                  <pic:blipFill>
+                    <a:blip r:embed="rId14"/>
+                    <a:stretch>
+                      <a:fillRect/>
+                    </a:stretch>
+                  </pic:blipFill>
+                  <pic:spPr>
+                    <a:xfrm>
+                      <a:off x="0" y="0"/>
+                      <a:ext cx="5175967" cy="3203511"/>
+                    </a:xfrm>
+                    <a:prstGeom prst="rect">
+                      <a:avLst/>
+                    </a:prstGeom>
+                  </pic:spPr>
+                </pic:pic>
+              </a:graphicData>
+            </a:graphic>
+          </wp:inline>
+        </w:drawing>
+      </w:r>
+    </w:p>
+    <w:p>
+      <w:pPr>
+        <w:rPr>
+          <w:rFonts w:ascii="Times New Roman" w:hAnsi="Times New Roman" w:cs="Times New Roman"/>
+          <w:sz w:val="24"/>
+          <w:szCs w:val="24"/>
+          <w:lang w:val="en-US"/>
+        </w:rPr>
+      </w:pPr>
+      <w:r>
+        <w:rPr>
+          <w:rFonts w:ascii="Times New Roman" w:hAnsi="Times New Roman" w:cs="Times New Roman"/>
+          <w:noProof/>
+          <w:sz w:val="24"/>
+          <w:szCs w:val="24"/>
+          <w:lang w:val="en-GB"/>
+        </w:rPr>
+        <w:drawing>
+          <wp:inline distT="0" distB="0" distL="0" distR="0" wp14:anchorId="09775DF2" wp14:editId="1F2BBD92">
+            <wp:extent cx="5152446" cy="3295252"/>
+            <wp:effectExtent l="0" t="0" r="0" b="635"/>
+            <wp:docPr id="26" name="Рисунок 26"/>
+            <wp:cNvGraphicFramePr>
+              <a:graphicFrameLocks xmlns:a="http://schemas.openxmlformats.org/drawingml/2006/main" noChangeAspect="1"/>
+            </wp:cNvGraphicFramePr>
+            <a:graphic xmlns:a="http://schemas.openxmlformats.org/drawingml/2006/main">
+              <a:graphicData uri="http://schemas.openxmlformats.org/drawingml/2006/picture">
+                <pic:pic xmlns:pic="http://schemas.openxmlformats.org/drawingml/2006/picture">
+                  <pic:nvPicPr>
+                    <pic:cNvPr id="1" name=""/>
+                    <pic:cNvPicPr/>
+                  </pic:nvPicPr>
+                  <pic:blipFill>
+                    <a:blip r:embed="rId15"/>
+                    <a:stretch>
+                      <a:fillRect/>
+                    </a:stretch>
+                  </pic:blipFill>
+                  <pic:spPr>
+                    <a:xfrm>
+                      <a:off x="0" y="0"/>
+                      <a:ext cx="5166485" cy="3304231"/>
+                    </a:xfrm>
+                    <a:prstGeom prst="rect">
+                      <a:avLst/>
+                    </a:prstGeom>
+                  </pic:spPr>
+                </pic:pic>
+              </a:graphicData>
+            </a:graphic>
+          </wp:inline>
+        </w:drawing>
+      </w:r>
+    </w:p>
+    <w:p>
+      <w:pPr>
+        <w:rPr>
+          <w:rFonts w:ascii="Times New Roman" w:hAnsi="Times New Roman" w:cs="Times New Roman"/>
+          <w:sz w:val="24"/>
+          <w:szCs w:val="24"/>
+          <w:lang w:val="en-US"/>
+        </w:rPr>
+      </w:pPr>
+    </w:p>
+    <w:p>
+      <w:pPr>
+        <w:rPr>
+          <w:rFonts w:ascii="Times New Roman" w:hAnsi="Times New Roman" w:cs="Times New Roman"/>
+          <w:sz w:val="24"/>
+          <w:szCs w:val="24"/>
+        </w:rPr>
+      </w:pPr>
+      <w:r>
+        <w:rPr>
+          <w:rFonts w:ascii="Times New Roman" w:hAnsi="Times New Roman" w:cs="Times New Roman"/>
+          <w:sz w:val="24"/>
+          <w:szCs w:val="24"/>
+        </w:rPr>
+        <w:lastRenderedPageBreak/>
+        <w:t xml:space="preserve">5.2 </w:t>
+      </w:r>
+      <w:r>
+        <w:rPr>
+          <w:rFonts w:ascii="Times New Roman" w:hAnsi="Times New Roman" w:cs="Times New Roman"/>
+          <w:sz w:val="24"/>
+          <w:szCs w:val="24"/>
+        </w:rPr>
+        <w:t xml:space="preserve">Задание. </w:t>
+      </w:r>
+      <w:r>
+        <w:rPr>
+          <w:rFonts w:ascii="Times New Roman" w:hAnsi="Times New Roman" w:cs="Times New Roman"/>
+          <w:sz w:val="24"/>
+          <w:szCs w:val="24"/>
+        </w:rPr>
+        <w:t xml:space="preserve">Добавили кнопку, обработчик события для неё и поставили точку останова с условием </w:t>
+      </w:r>
+      <w:proofErr w:type="spellStart"/>
+      <w:proofErr w:type="gramStart"/>
+      <w:r>
+        <w:rPr>
+          <w:rFonts w:ascii="Times New Roman" w:hAnsi="Times New Roman" w:cs="Times New Roman"/>
+          <w:sz w:val="24"/>
+          <w:szCs w:val="24"/>
+          <w:lang w:val="en-GB"/>
+        </w:rPr>
+        <w:t>clickCount</w:t>
+      </w:r>
+      <w:proofErr w:type="spellEnd"/>
+      <w:r>
+        <w:rPr>
+          <w:rFonts w:ascii="Times New Roman" w:hAnsi="Times New Roman" w:cs="Times New Roman"/>
+          <w:sz w:val="24"/>
+          <w:szCs w:val="24"/>
+        </w:rPr>
+        <w:t xml:space="preserve"> &gt;</w:t>
+      </w:r>
+      <w:proofErr w:type="gramEnd"/>
+      <w:r>
+        <w:rPr>
+          <w:rFonts w:ascii="Times New Roman" w:hAnsi="Times New Roman" w:cs="Times New Roman"/>
+          <w:sz w:val="24"/>
+          <w:szCs w:val="24"/>
+        </w:rPr>
+        <w:t>=3.</w:t>
+      </w:r>
+      <w:r>
+        <w:rPr>
+          <w:rFonts w:ascii="Times New Roman" w:hAnsi="Times New Roman" w:cs="Times New Roman"/>
+          <w:sz w:val="24"/>
+          <w:szCs w:val="24"/>
+        </w:rPr>
+        <w:t xml:space="preserve"> </w:t>
+      </w:r>
+      <w:r>
+        <w:rPr>
+          <w:rFonts w:ascii="Times New Roman" w:hAnsi="Times New Roman" w:cs="Times New Roman"/>
+          <w:sz w:val="24"/>
+          <w:szCs w:val="24"/>
+        </w:rPr>
+        <w:t>Точка останова срабатывает только на 3-ем нажатии.</w:t>
+      </w:r>
+      <w:r>
+        <w:rPr>
+          <w:rFonts w:ascii="Times New Roman" w:hAnsi="Times New Roman" w:cs="Times New Roman"/>
+          <w:noProof/>
+          <w:sz w:val="24"/>
+          <w:szCs w:val="24"/>
+        </w:rPr>
+        <w:drawing>
+          <wp:inline distT="0" distB="0" distL="0" distR="0" wp14:anchorId="0482FAF0" wp14:editId="770DDB54">
+            <wp:extent cx="5141782" cy="2146852"/>
+            <wp:effectExtent l="0" t="0" r="1905" b="6350"/>
+            <wp:docPr id="28" name="Рисунок 28"/>
+            <wp:cNvGraphicFramePr>
+              <a:graphicFrameLocks xmlns:a="http://schemas.openxmlformats.org/drawingml/2006/main" noChangeAspect="1"/>
+            </wp:cNvGraphicFramePr>
+            <a:graphic xmlns:a="http://schemas.openxmlformats.org/drawingml/2006/main">
+              <a:graphicData uri="http://schemas.openxmlformats.org/drawingml/2006/picture">
+                <pic:pic xmlns:pic="http://schemas.openxmlformats.org/drawingml/2006/picture">
+                  <pic:nvPicPr>
+                    <pic:cNvPr id="1" name=""/>
+                    <pic:cNvPicPr/>
+                  </pic:nvPicPr>
+                  <pic:blipFill>
+                    <a:blip r:embed="rId16"/>
+                    <a:stretch>
+                      <a:fillRect/>
+                    </a:stretch>
+                  </pic:blipFill>
+                  <pic:spPr>
+                    <a:xfrm>
+                      <a:off x="0" y="0"/>
+                      <a:ext cx="5154330" cy="2152091"/>
+                    </a:xfrm>
+                    <a:prstGeom prst="rect">
+                      <a:avLst/>
+                    </a:prstGeom>
+                  </pic:spPr>
+                </pic:pic>
+              </a:graphicData>
+            </a:graphic>
+          </wp:inline>
+        </w:drawing>
+      </w:r>
+    </w:p>
+    <w:p>
+      <w:pPr>
+        <w:rPr>
+          <w:rFonts w:ascii="Times New Roman" w:hAnsi="Times New Roman" w:cs="Times New Roman"/>
+          <w:sz w:val="24"/>
+          <w:szCs w:val="24"/>
+        </w:rPr>
+      </w:pPr>
+      <w:r>
+        <w:rPr>
+          <w:rFonts w:ascii="Times New Roman" w:hAnsi="Times New Roman" w:cs="Times New Roman"/>
+          <w:sz w:val="24"/>
+          <w:szCs w:val="24"/>
+        </w:rPr>
+        <w:t>Создали цикл, выводящий числа от 1 до 100. Добавили точку останова с условием, где число нацело делится на 10.</w:t>
+      </w:r>
+    </w:p>
+    <w:p>
+      <w:pPr>
+        <w:rPr>
+          <w:rFonts w:ascii="Times New Roman" w:hAnsi="Times New Roman" w:cs="Times New Roman"/>
+          <w:sz w:val="24"/>
+          <w:szCs w:val="24"/>
+        </w:rPr>
+      </w:pPr>
+      <w:r>
+        <w:rPr>
+          <w:rFonts w:ascii="Times New Roman" w:hAnsi="Times New Roman" w:cs="Times New Roman"/>
+          <w:noProof/>
+          <w:sz w:val="24"/>
+          <w:szCs w:val="24"/>
+        </w:rPr>
+        <w:drawing>
+          <wp:inline distT="0" distB="0" distL="0" distR="0" wp14:anchorId="1D99E68C" wp14:editId="7CB01D8F">
+            <wp:extent cx="5128592" cy="3031653"/>
+            <wp:effectExtent l="0" t="0" r="0" b="0"/>
+            <wp:docPr id="29" name="Рисунок 29"/>
+            <wp:cNvGraphicFramePr>
+              <a:graphicFrameLocks xmlns:a="http://schemas.openxmlformats.org/drawingml/2006/main" noChangeAspect="1"/>
+            </wp:cNvGraphicFramePr>
+            <a:graphic xmlns:a="http://schemas.openxmlformats.org/drawingml/2006/main">
+              <a:graphicData uri="http://schemas.openxmlformats.org/drawingml/2006/picture">
+                <pic:pic xmlns:pic="http://schemas.openxmlformats.org/drawingml/2006/picture">
+                  <pic:nvPicPr>
+                    <pic:cNvPr id="1" name=""/>
+                    <pic:cNvPicPr/>
+                  </pic:nvPicPr>
+                  <pic:blipFill>
+                    <a:blip r:embed="rId17"/>
+                    <a:stretch>
+                      <a:fillRect/>
+                    </a:stretch>
+                  </pic:blipFill>
+                  <pic:spPr>
+                    <a:xfrm>
+                      <a:off x="0" y="0"/>
+                      <a:ext cx="5133883" cy="3034781"/>
+                    </a:xfrm>
+                    <a:prstGeom prst="rect">
+                      <a:avLst/>
+                    </a:prstGeom>
+                  </pic:spPr>
+                </pic:pic>
+              </a:graphicData>
+            </a:graphic>
+          </wp:inline>
+        </w:drawing>
+      </w:r>
+    </w:p>
+    <w:p>
+      <w:pPr>
+        <w:rPr>
+          <w:rFonts w:ascii="Times New Roman" w:hAnsi="Times New Roman" w:cs="Times New Roman"/>
+          <w:sz w:val="24"/>
+          <w:szCs w:val="24"/>
+        </w:rPr>
+      </w:pPr>
+      <w:r>
+        <w:rPr>
+          <w:rFonts w:ascii="Times New Roman" w:hAnsi="Times New Roman" w:cs="Times New Roman"/>
+          <w:noProof/>
+          <w:sz w:val="24"/>
+          <w:szCs w:val="24"/>
+        </w:rPr>
+        <w:drawing>
+          <wp:inline distT="0" distB="0" distL="0" distR="0" wp14:anchorId="6251982C" wp14:editId="725F02FE">
+            <wp:extent cx="5152446" cy="2057123"/>
+            <wp:effectExtent l="0" t="0" r="0" b="635"/>
+            <wp:docPr id="30" name="Рисунок 30"/>
+            <wp:cNvGraphicFramePr>
+              <a:graphicFrameLocks xmlns:a="http://schemas.openxmlformats.org/drawingml/2006/main" noChangeAspect="1"/>
+            </wp:cNvGraphicFramePr>
+            <a:graphic xmlns:a="http://schemas.openxmlformats.org/drawingml/2006/main">
+              <a:graphicData uri="http://schemas.openxmlformats.org/drawingml/2006/picture">
+                <pic:pic xmlns:pic="http://schemas.openxmlformats.org/drawingml/2006/picture">
+                  <pic:nvPicPr>
+                    <pic:cNvPr id="1" name=""/>
+                    <pic:cNvPicPr/>
+                  </pic:nvPicPr>
+                  <pic:blipFill>
+                    <a:blip r:embed="rId18"/>
+                    <a:stretch>
+                      <a:fillRect/>
+                    </a:stretch>
+                  </pic:blipFill>
+                  <pic:spPr>
+                    <a:xfrm>
+                      <a:off x="0" y="0"/>
+                      <a:ext cx="5164458" cy="2061919"/>
+                    </a:xfrm>
+                    <a:prstGeom prst="rect">
+                      <a:avLst/>
+                    </a:prstGeom>
+                  </pic:spPr>
+                </pic:pic>
+              </a:graphicData>
+            </a:graphic>
+          </wp:inline>
+        </w:drawing>
+      </w:r>
+    </w:p>
+    <w:p>
+      <w:pPr>
+        <w:rPr>
+          <w:rFonts w:ascii="Times New Roman" w:hAnsi="Times New Roman" w:cs="Times New Roman"/>
+          <w:sz w:val="24"/>
+          <w:szCs w:val="24"/>
+        </w:rPr>
+      </w:pPr>
+    </w:p>
+    <w:p>
+      <w:pPr>
+        <w:rPr>
+          <w:rFonts w:ascii="Times New Roman" w:hAnsi="Times New Roman" w:cs="Times New Roman"/>
+          <w:sz w:val="24"/>
+          <w:szCs w:val="24"/>
+        </w:rPr>
+      </w:pPr>
+    </w:p>
+    <w:p>
+      <w:pPr>
+        <w:rPr>
+          <w:rFonts w:ascii="Times New Roman" w:hAnsi="Times New Roman" w:cs="Times New Roman"/>
+          <w:sz w:val="24"/>
+          <w:szCs w:val="24"/>
+        </w:rPr>
+      </w:pPr>
+    </w:p>
+    <w:p>
+      <w:pPr>
+        <w:rPr>
+          <w:rFonts w:ascii="Times New Roman" w:hAnsi="Times New Roman" w:cs="Times New Roman"/>
+          <w:sz w:val="24"/>
+          <w:szCs w:val="24"/>
+        </w:rPr>
+      </w:pPr>
+      <w:r>
+        <w:rPr>
+          <w:rFonts w:ascii="Times New Roman" w:hAnsi="Times New Roman" w:cs="Times New Roman"/>
+          <w:sz w:val="24"/>
+          <w:szCs w:val="24"/>
+        </w:rPr>
+        <w:lastRenderedPageBreak/>
+        <w:t xml:space="preserve">5.3 Задание. Реализовали вывод сообщений, используя </w:t>
+      </w:r>
+      <w:r>
+        <w:rPr>
+          <w:rFonts w:ascii="Times New Roman" w:hAnsi="Times New Roman" w:cs="Times New Roman"/>
+          <w:sz w:val="24"/>
+          <w:szCs w:val="24"/>
+          <w:lang w:val="en-GB"/>
+        </w:rPr>
+        <w:t>console</w:t>
+      </w:r>
+      <w:r>
+        <w:rPr>
+          <w:rFonts w:ascii="Times New Roman" w:hAnsi="Times New Roman" w:cs="Times New Roman"/>
+          <w:sz w:val="24"/>
+          <w:szCs w:val="24"/>
+        </w:rPr>
+        <w:t>.</w:t>
+      </w:r>
+      <w:r>
+        <w:rPr>
+          <w:rFonts w:ascii="Times New Roman" w:hAnsi="Times New Roman" w:cs="Times New Roman"/>
+          <w:sz w:val="24"/>
+          <w:szCs w:val="24"/>
+          <w:lang w:val="en-GB"/>
+        </w:rPr>
+        <w:t>log</w:t>
+      </w:r>
+      <w:r>
+        <w:rPr>
+          <w:rFonts w:ascii="Times New Roman" w:hAnsi="Times New Roman" w:cs="Times New Roman"/>
+          <w:sz w:val="24"/>
+          <w:szCs w:val="24"/>
+        </w:rPr>
+        <w:t xml:space="preserve">, </w:t>
+      </w:r>
+      <w:proofErr w:type="gramStart"/>
+      <w:r>
+        <w:rPr>
+          <w:rFonts w:ascii="Times New Roman" w:hAnsi="Times New Roman" w:cs="Times New Roman"/>
+          <w:sz w:val="24"/>
+          <w:szCs w:val="24"/>
+          <w:lang w:val="en-GB"/>
+        </w:rPr>
+        <w:t>console</w:t>
+      </w:r>
+      <w:r>
+        <w:rPr>
+          <w:rFonts w:ascii="Times New Roman" w:hAnsi="Times New Roman" w:cs="Times New Roman"/>
+          <w:sz w:val="24"/>
+          <w:szCs w:val="24"/>
+        </w:rPr>
+        <w:t>.</w:t>
+      </w:r>
+      <w:r>
+        <w:rPr>
+          <w:rFonts w:ascii="Times New Roman" w:hAnsi="Times New Roman" w:cs="Times New Roman"/>
+          <w:sz w:val="24"/>
+          <w:szCs w:val="24"/>
+          <w:lang w:val="en-GB"/>
+        </w:rPr>
+        <w:t>warn</w:t>
+      </w:r>
+      <w:proofErr w:type="gramEnd"/>
+      <w:r>
+        <w:rPr>
+          <w:rFonts w:ascii="Times New Roman" w:hAnsi="Times New Roman" w:cs="Times New Roman"/>
+          <w:sz w:val="24"/>
+          <w:szCs w:val="24"/>
+        </w:rPr>
+        <w:t xml:space="preserve"> </w:t>
+      </w:r>
+      <w:r>
+        <w:rPr>
+          <w:rFonts w:ascii="Times New Roman" w:hAnsi="Times New Roman" w:cs="Times New Roman"/>
+          <w:sz w:val="24"/>
+          <w:szCs w:val="24"/>
+        </w:rPr>
+        <w:t xml:space="preserve">и </w:t>
+      </w:r>
+      <w:r>
+        <w:rPr>
+          <w:rFonts w:ascii="Times New Roman" w:hAnsi="Times New Roman" w:cs="Times New Roman"/>
+          <w:sz w:val="24"/>
+          <w:szCs w:val="24"/>
+          <w:lang w:val="en-US"/>
+        </w:rPr>
+        <w:t>console</w:t>
+      </w:r>
+      <w:r>
+        <w:rPr>
+          <w:rFonts w:ascii="Times New Roman" w:hAnsi="Times New Roman" w:cs="Times New Roman"/>
+          <w:sz w:val="24"/>
+          <w:szCs w:val="24"/>
+        </w:rPr>
+        <w:t>.</w:t>
+      </w:r>
+      <w:r>
+        <w:rPr>
+          <w:rFonts w:ascii="Times New Roman" w:hAnsi="Times New Roman" w:cs="Times New Roman"/>
+          <w:sz w:val="24"/>
+          <w:szCs w:val="24"/>
+          <w:lang w:val="en-US"/>
+        </w:rPr>
+        <w:t>error</w:t>
+      </w:r>
+      <w:r>
+        <w:rPr>
+          <w:rFonts w:ascii="Times New Roman" w:hAnsi="Times New Roman" w:cs="Times New Roman"/>
+          <w:sz w:val="24"/>
+          <w:szCs w:val="24"/>
+        </w:rPr>
+        <w:t>.</w:t>
+      </w:r>
+    </w:p>
+    <w:p>
+      <w:pPr>
+        <w:rPr>
+          <w:rFonts w:ascii="Times New Roman" w:hAnsi="Times New Roman" w:cs="Times New Roman"/>
+          <w:sz w:val="24"/>
+          <w:szCs w:val="24"/>
+        </w:rPr>
+      </w:pPr>
+      <w:r>
+        <w:rPr>
+          <w:rFonts w:ascii="Times New Roman" w:hAnsi="Times New Roman" w:cs="Times New Roman"/>
+          <w:noProof/>
+          <w:sz w:val="24"/>
+          <w:szCs w:val="24"/>
+        </w:rPr>
+        <w:drawing>
+          <wp:inline distT="0" distB="0" distL="0" distR="0" wp14:anchorId="5DB6B377" wp14:editId="246A74FB">
+            <wp:extent cx="5940425" cy="2557780"/>
+            <wp:effectExtent l="19050" t="19050" r="22225" b="13970"/>
+            <wp:docPr id="31" name="Рисунок 31"/>
+            <wp:cNvGraphicFramePr>
+              <a:graphicFrameLocks xmlns:a="http://schemas.openxmlformats.org/drawingml/2006/main" noChangeAspect="1"/>
+            </wp:cNvGraphicFramePr>
+            <a:graphic xmlns:a="http://schemas.openxmlformats.org/drawingml/2006/main">
+              <a:graphicData uri="http://schemas.openxmlformats.org/drawingml/2006/picture">
+                <pic:pic xmlns:pic="http://schemas.openxmlformats.org/drawingml/2006/picture">
+                  <pic:nvPicPr>
+                    <pic:cNvPr id="1" name=""/>
+                    <pic:cNvPicPr/>
+                  </pic:nvPicPr>
+                  <pic:blipFill>
+                    <a:blip r:embed="rId19"/>
+                    <a:stretch>
+                      <a:fillRect/>
+                    </a:stretch>
+                  </pic:blipFill>
+                  <pic:spPr>
+                    <a:xfrm>
+                      <a:off x="0" y="0"/>
+                      <a:ext cx="5940425" cy="2557780"/>
+                    </a:xfrm>
+                    <a:prstGeom prst="rect">
+                      <a:avLst/>
+                    </a:prstGeom>
+                    <a:ln>
+                      <a:solidFill>
+                        <a:schemeClr val="tx1"/>
+                      </a:solidFill>
+                    </a:ln>
                   </pic:spPr>
                 </pic:pic>
               </a:graphicData>
@@ -463,7 +1660,7 @@
 </file>
 
 <file path=word/styles.xml><?xml version="1.0" encoding="utf-8"?>
-<w:styles xmlns:mc="http://schemas.openxmlformats.org/markup-compatibility/2006" xmlns:r="http://schemas.openxmlformats.org/officeDocument/2006/relationships" xmlns:w="http://schemas.openxmlformats.org/wordprocessingml/2006/main" xmlns:w14="http://schemas.microsoft.com/office/word/2010/wordml" xmlns:w15="http://schemas.microsoft.com/office/word/2012/wordml" xmlns:w16se="http://schemas.microsoft.com/office/word/2015/wordml/symex" mc:Ignorable="w14 w15 w16se">
+<w:styles xmlns:mc="http://schemas.openxmlformats.org/markup-compatibility/2006" xmlns:r="http://schemas.openxmlformats.org/officeDocument/2006/relationships" xmlns:w="http://schemas.openxmlformats.org/wordprocessingml/2006/main" xmlns:w14="http://schemas.microsoft.com/office/word/2010/wordml" xmlns:w15="http://schemas.microsoft.com/office/word/2012/wordml" xmlns:w16cex="http://schemas.microsoft.com/office/word/2018/wordml/cex" xmlns:w16cid="http://schemas.microsoft.com/office/word/2016/wordml/cid" xmlns:w16="http://schemas.microsoft.com/office/word/2018/wordml" xmlns:w16sdtdh="http://schemas.microsoft.com/office/word/2020/wordml/sdtdatahash" xmlns:w16se="http://schemas.microsoft.com/office/word/2015/wordml/symex" mc:Ignorable="w14 w15 w16se w16cid w16 w16cex w16sdtdh">
   <w:docDefaults>
     <w:rPrDefault>
       <w:rPr>
@@ -479,7 +1676,7 @@
       </w:pPr>
     </w:pPrDefault>
   </w:docDefaults>
-  <w:latentStyles w:defLockedState="0" w:defUIPriority="99" w:defSemiHidden="0" w:defUnhideWhenUsed="0" w:defQFormat="0" w:count="371">
+  <w:latentStyles w:defLockedState="0" w:defUIPriority="99" w:defSemiHidden="0" w:defUnhideWhenUsed="0" w:defQFormat="0" w:count="376">
     <w:lsdException w:name="Normal" w:uiPriority="0" w:qFormat="1"/>
     <w:lsdException w:name="heading 1" w:uiPriority="9" w:qFormat="1"/>
     <w:lsdException w:name="heading 2" w:semiHidden="1" w:uiPriority="9" w:unhideWhenUsed="1" w:qFormat="1"/>
@@ -851,6 +2048,11 @@
     <w:lsdException w:name="List Table 5 Dark Accent 6" w:uiPriority="50"/>
     <w:lsdException w:name="List Table 6 Colorful Accent 6" w:uiPriority="51"/>
     <w:lsdException w:name="List Table 7 Colorful Accent 6" w:uiPriority="52"/>
+    <w:lsdException w:name="Mention" w:semiHidden="1" w:unhideWhenUsed="1"/>
+    <w:lsdException w:name="Smart Hyperlink" w:semiHidden="1" w:unhideWhenUsed="1"/>
+    <w:lsdException w:name="Hashtag" w:semiHidden="1" w:unhideWhenUsed="1"/>
+    <w:lsdException w:name="Unresolved Mention" w:semiHidden="1" w:unhideWhenUsed="1"/>
+    <w:lsdException w:name="Smart Link" w:semiHidden="1" w:unhideWhenUsed="1"/>
   </w:latentStyles>
   <w:style w:type="paragraph" w:default="1" w:styleId="a">
     <w:name w:val="Normal"/>
@@ -1145,4 +2347,16 @@
     </a:ext>
   </a:extLst>
 </a:theme>
+</file>
+
+<file path=customXml/item1.xml><?xml version="1.0" encoding="utf-8"?>
+<b:Sources xmlns:b="http://schemas.openxmlformats.org/officeDocument/2006/bibliography" xmlns="http://schemas.openxmlformats.org/officeDocument/2006/bibliography" SelectedStyle="\APASixthEditionOfficeOnline.xsl" StyleName="APA" Version="6"/>
+</file>
+
+<file path=customXml/itemProps1.xml><?xml version="1.0" encoding="utf-8"?>
+<ds:datastoreItem xmlns:ds="http://schemas.openxmlformats.org/officeDocument/2006/customXml" ds:itemID="{BD73A64D-C497-47CF-A48B-DF050C7E47F8}">
+  <ds:schemaRefs>
+    <ds:schemaRef ds:uri="http://schemas.openxmlformats.org/officeDocument/2006/bibliography"/>
+  </ds:schemaRefs>
+</ds:datastoreItem>
 </file>